--- a/sources/veille/imac/2026-07-26_veille_imac.docx
+++ b/sources/veille/imac/2026-07-26_veille_imac.docx
@@ -3355,7 +3355,28 @@
           <w:sz w:val="22"/>
           <w:szCs w:val="22"/>
         </w:rPr>
-        <w:t xml:space="preserve">Consultée sans élément nouveau repris dans le corps : plare.fr (M6 à l'automne — rumeur du 19/06, hors fenêtre et non confirmée)</w:t>
+        <w:t xml:space="preserve">Consultée sans élément nouveau repris dans le corps : </w:t>
+      </w:r>
+      <w:hyperlink w:history="1" r:id="rIdplare2026">
+        <w:r>
+          <w:rPr>
+            <w:rFonts w:ascii="Calibri" w:cs="Calibri" w:eastAsia="Calibri" w:hAnsi="Calibri"/>
+            <w:sz w:val="22"/>
+            <w:szCs w:val="22"/>
+            <w:color w:val="1155CC"/>
+            <w:u w:val="single"/>
+          </w:rPr>
+          <w:t xml:space="preserve">plare.fr</w:t>
+        </w:r>
+      </w:hyperlink>
+      <w:r>
+        <w:rPr>
+          <w:rFonts w:ascii="Calibri" w:cs="Calibri" w:eastAsia="Calibri" w:hAnsi="Calibri"/>
+          <w:color w:val="1F2937"/>
+          <w:sz w:val="22"/>
+          <w:szCs w:val="22"/>
+        </w:rPr>
+        <w:t xml:space="preserve"> (M6 à l'automne — rumeur du 19/06, hors fenêtre et non confirmée)</w:t>
       </w:r>
     </w:p>
     <w:p>
@@ -3409,7 +3430,28 @@
           <w:sz w:val="22"/>
           <w:szCs w:val="22"/>
         </w:rPr>
-        <w:t xml:space="preserve">Prix iMac M4 après hausse de juin : vérification directe sur apple.com/fr (connexion navigateur requise — rendu JS impossible en headless).</w:t>
+        <w:t xml:space="preserve">Prix iMac M4 après hausse de juin : vérification directe sur </w:t>
+      </w:r>
+      <w:hyperlink w:history="1" r:id="rIdapple2026">
+        <w:r>
+          <w:rPr>
+            <w:rFonts w:ascii="Calibri" w:cs="Calibri" w:eastAsia="Calibri" w:hAnsi="Calibri"/>
+            <w:sz w:val="22"/>
+            <w:szCs w:val="22"/>
+            <w:color w:val="1155CC"/>
+            <w:u w:val="single"/>
+          </w:rPr>
+          <w:t xml:space="preserve">apple.com/fr</w:t>
+        </w:r>
+      </w:hyperlink>
+      <w:r>
+        <w:rPr>
+          <w:rFonts w:ascii="Calibri" w:cs="Calibri" w:eastAsia="Calibri" w:hAnsi="Calibri"/>
+          <w:color w:val="1F2937"/>
+          <w:sz w:val="22"/>
+          <w:szCs w:val="22"/>
+        </w:rPr>
+        <w:t xml:space="preserve"> (connexion navigateur requise — rendu JS impossible en headless).</w:t>
       </w:r>
     </w:p>
     <w:p>
@@ -3484,6 +3526,64 @@
           <w:szCs w:val="18"/>
         </w:rPr>
         <w:t xml:space="preserve">Veille générée automatiquement — 26 juillet 2026 · Projet Claude_Travail</w:t>
+      </w:r>
+    </w:p>
+    <w:p>
+      <w:pPr>
+        <w:spacing w:after="120" w:before="320"/>
+      </w:pPr>
+      <w:r>
+        <w:rPr>
+          <w:rFonts w:ascii="Calibri" w:cs="Calibri" w:eastAsia="Calibri" w:hAnsi="Calibri"/>
+          <w:b/>
+          <w:bCs/>
+          <w:color w:val="1B3A6B"/>
+          <w:sz w:val="28"/>
+          <w:szCs w:val="28"/>
+        </w:rPr>
+        <w:t xml:space="preserve">📝 Journal des corrections — 12 septembre 2026</w:t>
+      </w:r>
+    </w:p>
+    <w:p>
+      <w:pPr>
+        <w:spacing w:after="80"/>
+      </w:pPr>
+      <w:r>
+        <w:rPr>
+          <w:rFonts w:ascii="Calibri" w:cs="Calibri" w:eastAsia="Calibri" w:hAnsi="Calibri"/>
+          <w:color w:val="1F2937"/>
+          <w:sz w:val="22"/>
+          <w:szCs w:val="22"/>
+        </w:rPr>
+        <w:t xml:space="preserve">Note produite le 26/07/2026, relue le 12/09/2026 au cours d'un contrôle d'attribution des 221 documents du dépôt (règle ⑭ : une page ou un site nommé comme source doit être lié). Contenu inchangé.</w:t>
+      </w:r>
+    </w:p>
+    <w:p>
+      <w:pPr>
+        <w:spacing w:after="80"/>
+      </w:pPr>
+      <w:r>
+        <w:rPr>
+          <w:rFonts w:ascii="Calibri" w:cs="Calibri" w:eastAsia="Calibri" w:hAnsi="Calibri"/>
+          <w:color w:val="1F2937"/>
+          <w:sz w:val="22"/>
+          <w:szCs w:val="22"/>
+        </w:rPr>
+        <w:t xml:space="preserve">Chemins et sites nommés sans lien cliquable, chacun lié le 12/09/2026 à la page qu'il désigne, testée à 200 dans un navigateur (Légifrance : 403 pour l'agent du job, lisible dans un navigateur) : apple.com/fr → www.apple.com/fr/shop/buy-mac/imac (1) ; plare.fr → www.plare.fr/apple-m6-cet-automne-les-nouveaux-produits-apple-attendus… (1).</w:t>
+      </w:r>
+    </w:p>
+    <w:p>
+      <w:pPr>
+        <w:spacing w:after="80"/>
+      </w:pPr>
+      <w:r>
+        <w:rPr>
+          <w:rFonts w:ascii="Calibri" w:cs="Calibri" w:eastAsia="Calibri" w:hAnsi="Calibri"/>
+          <w:color w:val="1F2937"/>
+          <w:sz w:val="22"/>
+          <w:szCs w:val="22"/>
+        </w:rPr>
+        <w:t xml:space="preserve">plare.fr est liée à l'article du 19/06/2026 que la note décrit (« M6 à l'automne — rumeur du 19/06 »), retrouvé et daté le 12/09/2026.</w:t>
       </w:r>
     </w:p>
     <w:sectPr>
